--- a/Template files/لائحة دعوى عفش بيت.docx
+++ b/Template files/لائحة دعوى عفش بيت.docx
@@ -119,7 +119,6 @@
         <w:rPr>
           <w:sz w:val="36"/>
           <w:szCs w:val="36"/>
-          <w:rtl/>
         </w:rPr>
       </w:pPr>
       <w:r>
@@ -132,6 +131,7 @@
       </w:r>
       <w:r>
         <w:rPr>
+          <w:rFonts w:ascii="Traditional Arabic" w:hAnsi="Traditional Arabic"/>
           <w:sz w:val="36"/>
           <w:szCs w:val="36"/>
         </w:rPr>
@@ -139,47 +139,49 @@
       </w:r>
       <w:r>
         <w:rPr>
+          <w:sz w:val="36"/>
+          <w:szCs w:val="36"/>
+          <w:rtl/>
+        </w:rPr>
+        <w:t xml:space="preserve"> </w:t>
+      </w:r>
+      <w:r>
+        <w:rPr>
           <w:rFonts w:hint="cs"/>
           <w:sz w:val="36"/>
           <w:szCs w:val="36"/>
           <w:rtl/>
         </w:rPr>
+        <w:t xml:space="preserve">من </w:t>
+      </w:r>
+      <w:r>
+        <w:rPr>
+          <w:rFonts w:ascii="Traditional Arabic" w:hAnsi="Traditional Arabic"/>
+          <w:sz w:val="36"/>
+          <w:szCs w:val="36"/>
+        </w:rPr>
+        <w:t>{PLAINTIFF_FROM}</w:t>
+      </w:r>
+      <w:r>
+        <w:rPr>
+          <w:sz w:val="36"/>
+          <w:szCs w:val="36"/>
+          <w:rtl/>
+        </w:rPr>
         <w:t xml:space="preserve"> </w:t>
       </w:r>
       <w:r>
         <w:rPr>
-          <w:sz w:val="36"/>
-          <w:szCs w:val="36"/>
-          <w:rtl/>
-        </w:rPr>
-        <w:t xml:space="preserve">من </w:t>
-      </w:r>
-      <w:r>
-        <w:rPr>
-          <w:sz w:val="36"/>
-          <w:szCs w:val="36"/>
-        </w:rPr>
-        <w:t>{PLAINTIFF_FROM}</w:t>
-      </w:r>
-      <w:r>
-        <w:rPr>
           <w:rFonts w:hint="cs"/>
           <w:sz w:val="36"/>
           <w:szCs w:val="36"/>
           <w:rtl/>
         </w:rPr>
-        <w:t xml:space="preserve"> </w:t>
-      </w:r>
-      <w:r>
-        <w:rPr>
-          <w:sz w:val="36"/>
-          <w:szCs w:val="36"/>
-          <w:rtl/>
-        </w:rPr>
         <w:t xml:space="preserve">وسكان </w:t>
       </w:r>
       <w:r>
         <w:rPr>
+          <w:rFonts w:ascii="Traditional Arabic" w:hAnsi="Traditional Arabic"/>
           <w:sz w:val="36"/>
           <w:szCs w:val="36"/>
         </w:rPr>
@@ -194,6 +196,7 @@
         <w:rPr>
           <w:sz w:val="36"/>
           <w:szCs w:val="36"/>
+          <w:rtl/>
         </w:rPr>
       </w:pPr>
       <w:r>
@@ -202,27 +205,11 @@
           <w:szCs w:val="36"/>
           <w:rtl/>
         </w:rPr>
-        <w:t>المدعي</w:t>
-      </w:r>
-      <w:r>
-        <w:rPr>
-          <w:rFonts w:hint="cs"/>
-          <w:sz w:val="36"/>
-          <w:szCs w:val="36"/>
-          <w:rtl/>
-        </w:rPr>
-        <w:t xml:space="preserve"> عليه</w:t>
-      </w:r>
-      <w:r>
-        <w:rPr>
-          <w:sz w:val="36"/>
-          <w:szCs w:val="36"/>
-          <w:rtl/>
-        </w:rPr>
-        <w:t xml:space="preserve">/ </w:t>
-      </w:r>
-      <w:r>
-        <w:rPr>
+        <w:t xml:space="preserve">المدعي عليه/ </w:t>
+      </w:r>
+      <w:r>
+        <w:rPr>
+          <w:rFonts w:ascii="Traditional Arabic" w:hAnsi="Traditional Arabic"/>
           <w:sz w:val="36"/>
           <w:szCs w:val="36"/>
         </w:rPr>
@@ -230,6 +217,7 @@
       </w:r>
       <w:r>
         <w:rPr>
+          <w:rFonts w:ascii="Traditional Arabic" w:hAnsi="Traditional Arabic"/>
           <w:sz w:val="36"/>
           <w:szCs w:val="36"/>
           <w:rtl/>
@@ -238,7 +226,6 @@
       </w:r>
       <w:r>
         <w:rPr>
-          <w:rFonts w:hint="cs"/>
           <w:sz w:val="36"/>
           <w:szCs w:val="36"/>
           <w:rtl/>
@@ -247,6 +234,7 @@
       </w:r>
       <w:r>
         <w:rPr>
+          <w:rFonts w:ascii="Traditional Arabic" w:hAnsi="Traditional Arabic"/>
           <w:sz w:val="36"/>
           <w:szCs w:val="36"/>
         </w:rPr>
@@ -254,6 +242,7 @@
       </w:r>
       <w:r>
         <w:rPr>
+          <w:rFonts w:ascii="Traditional Arabic" w:hAnsi="Traditional Arabic"/>
           <w:sz w:val="36"/>
           <w:szCs w:val="36"/>
           <w:rtl/>
@@ -262,7 +251,6 @@
       </w:r>
       <w:r>
         <w:rPr>
-          <w:rFonts w:hint="cs"/>
           <w:sz w:val="36"/>
           <w:szCs w:val="36"/>
           <w:rtl/>
@@ -271,6 +259,7 @@
       </w:r>
       <w:r>
         <w:rPr>
+          <w:rFonts w:ascii="Traditional Arabic" w:hAnsi="Traditional Arabic"/>
           <w:sz w:val="36"/>
           <w:szCs w:val="36"/>
         </w:rPr>
@@ -288,8 +277,6 @@
           <w:lang w:bidi="ar-EG"/>
         </w:rPr>
       </w:pPr>
-      <w:bookmarkStart w:id="0" w:name="_GoBack"/>
-      <w:bookmarkEnd w:id="0"/>
       <w:r>
         <w:rPr>
           <w:sz w:val="36"/>
@@ -529,6 +516,7 @@
       <w:pPr>
         <w:jc w:val="center"/>
         <w:rPr>
+          <w:rFonts w:ascii="Traditional Arabic" w:hAnsi="Traditional Arabic"/>
           <w:sz w:val="36"/>
           <w:szCs w:val="36"/>
           <w:rtl/>
@@ -536,6 +524,7 @@
       </w:pPr>
       <w:r>
         <w:rPr>
+          <w:rFonts w:ascii="Traditional Arabic" w:hAnsi="Traditional Arabic"/>
           <w:sz w:val="36"/>
           <w:szCs w:val="36"/>
           <w:rtl/>
@@ -544,6 +533,7 @@
       </w:r>
       <w:r>
         <w:rPr>
+          <w:rFonts w:ascii="Traditional Arabic" w:hAnsi="Traditional Arabic"/>
           <w:sz w:val="36"/>
           <w:szCs w:val="36"/>
           <w:rtl/>
@@ -553,6 +543,7 @@
       </w:r>
       <w:r>
         <w:rPr>
+          <w:rFonts w:ascii="Traditional Arabic" w:hAnsi="Traditional Arabic"/>
           <w:sz w:val="36"/>
           <w:szCs w:val="36"/>
           <w:rtl/>
@@ -563,12 +554,14 @@
     <w:p>
       <w:pPr>
         <w:rPr>
+          <w:rFonts w:ascii="Traditional Arabic" w:hAnsi="Traditional Arabic"/>
           <w:sz w:val="36"/>
           <w:szCs w:val="36"/>
         </w:rPr>
       </w:pPr>
       <w:r>
         <w:rPr>
+          <w:rFonts w:ascii="Traditional Arabic" w:hAnsi="Traditional Arabic"/>
           <w:sz w:val="36"/>
           <w:szCs w:val="36"/>
           <w:rtl/>
@@ -577,6 +570,7 @@
       </w:r>
       <w:r>
         <w:rPr>
+          <w:rFonts w:ascii="Traditional Arabic" w:hAnsi="Traditional Arabic"/>
           <w:sz w:val="36"/>
           <w:szCs w:val="36"/>
           <w:rtl/>
@@ -586,6 +580,7 @@
       </w:r>
       <w:r>
         <w:rPr>
+          <w:rFonts w:ascii="Traditional Arabic" w:hAnsi="Traditional Arabic"/>
           <w:sz w:val="36"/>
           <w:szCs w:val="36"/>
           <w:rtl/>
@@ -594,6 +589,7 @@
       </w:r>
       <w:r>
         <w:rPr>
+          <w:rFonts w:ascii="Traditional Arabic" w:hAnsi="Traditional Arabic"/>
           <w:sz w:val="36"/>
           <w:szCs w:val="36"/>
         </w:rPr>
@@ -601,42 +597,31 @@
       </w:r>
       <w:r>
         <w:rPr>
+          <w:rFonts w:ascii="Traditional Arabic" w:hAnsi="Traditional Arabic"/>
           <w:sz w:val="36"/>
           <w:szCs w:val="36"/>
           <w:rtl/>
         </w:rPr>
         <w:tab/>
-      </w:r>
-      <w:r>
-        <w:rPr>
-          <w:rFonts w:hint="cs"/>
-          <w:sz w:val="36"/>
-          <w:szCs w:val="36"/>
-          <w:rtl/>
-        </w:rPr>
-        <w:t xml:space="preserve">        </w:t>
-      </w:r>
-      <w:r>
-        <w:rPr>
-          <w:sz w:val="36"/>
-          <w:szCs w:val="36"/>
-          <w:rtl/>
-        </w:rPr>
-        <w:t>المدعية/</w:t>
-      </w:r>
-      <w:r>
-        <w:rPr>
+        <w:t xml:space="preserve">        المدعية/</w:t>
+      </w:r>
+      <w:r>
+        <w:rPr>
+          <w:rFonts w:ascii="Traditional Arabic" w:hAnsi="Traditional Arabic"/>
           <w:sz w:val="36"/>
           <w:szCs w:val="36"/>
         </w:rPr>
         <w:t xml:space="preserve">{PLAINTIFF_NAME} </w:t>
       </w:r>
+      <w:bookmarkStart w:id="0" w:name="_GoBack"/>
+      <w:bookmarkEnd w:id="0"/>
     </w:p>
     <w:p>
       <w:pPr>
         <w:pStyle w:val="4"/>
         <w:jc w:val="both"/>
         <w:rPr>
+          <w:rFonts w:ascii="Traditional Arabic" w:hAnsi="Traditional Arabic"/>
           <w:sz w:val="36"/>
           <w:szCs w:val="36"/>
           <w:rtl/>
@@ -644,6 +629,7 @@
       </w:pPr>
       <w:r>
         <w:rPr>
+          <w:rFonts w:ascii="Traditional Arabic" w:hAnsi="Traditional Arabic"/>
           <w:sz w:val="36"/>
           <w:szCs w:val="36"/>
           <w:rtl/>
@@ -652,6 +638,7 @@
       </w:r>
       <w:r>
         <w:rPr>
+          <w:rFonts w:ascii="Traditional Arabic" w:hAnsi="Traditional Arabic"/>
           <w:sz w:val="36"/>
           <w:szCs w:val="36"/>
           <w:rtl/>
@@ -660,6 +647,7 @@
       </w:r>
       <w:r>
         <w:rPr>
+          <w:rFonts w:ascii="Traditional Arabic" w:hAnsi="Traditional Arabic"/>
           <w:sz w:val="36"/>
           <w:szCs w:val="36"/>
         </w:rPr>
@@ -667,6 +655,7 @@
       </w:r>
       <w:r>
         <w:rPr>
+          <w:rFonts w:ascii="Traditional Arabic" w:hAnsi="Traditional Arabic"/>
           <w:sz w:val="36"/>
           <w:szCs w:val="36"/>
           <w:rtl/>
@@ -675,6 +664,7 @@
       </w:r>
       <w:r>
         <w:rPr>
+          <w:rFonts w:ascii="Traditional Arabic" w:hAnsi="Traditional Arabic"/>
           <w:sz w:val="36"/>
           <w:szCs w:val="36"/>
           <w:rtl/>
@@ -683,6 +673,7 @@
       </w:r>
       <w:r>
         <w:rPr>
+          <w:rFonts w:ascii="Traditional Arabic" w:hAnsi="Traditional Arabic"/>
           <w:sz w:val="36"/>
           <w:szCs w:val="36"/>
           <w:rtl/>
@@ -691,6 +682,7 @@
       </w:r>
       <w:r>
         <w:rPr>
+          <w:rFonts w:ascii="Traditional Arabic" w:hAnsi="Traditional Arabic"/>
           <w:sz w:val="36"/>
           <w:szCs w:val="36"/>
           <w:rtl/>
@@ -699,6 +691,7 @@
       </w:r>
       <w:r>
         <w:rPr>
+          <w:rFonts w:ascii="Traditional Arabic" w:hAnsi="Traditional Arabic"/>
           <w:sz w:val="36"/>
           <w:szCs w:val="36"/>
           <w:rtl/>
@@ -709,6 +702,7 @@
     <w:p>
       <w:pPr>
         <w:rPr>
+          <w:rFonts w:ascii="Traditional Arabic" w:hAnsi="Traditional Arabic"/>
           <w:sz w:val="36"/>
           <w:szCs w:val="36"/>
           <w:rtl/>
@@ -716,6 +710,7 @@
       </w:pPr>
       <w:r>
         <w:rPr>
+          <w:rFonts w:ascii="Traditional Arabic" w:hAnsi="Traditional Arabic"/>
           <w:sz w:val="36"/>
           <w:szCs w:val="36"/>
           <w:rtl/>
@@ -724,6 +719,7 @@
       </w:r>
       <w:r>
         <w:rPr>
+          <w:rFonts w:ascii="Traditional Arabic" w:hAnsi="Traditional Arabic"/>
           <w:sz w:val="36"/>
           <w:szCs w:val="36"/>
         </w:rPr>
@@ -740,6 +736,7 @@
       </w:pPr>
       <w:r>
         <w:rPr>
+          <w:rFonts w:ascii="Traditional Arabic" w:hAnsi="Traditional Arabic"/>
           <w:sz w:val="36"/>
           <w:szCs w:val="36"/>
           <w:rtl/>
@@ -748,6 +745,7 @@
       </w:r>
       <w:r>
         <w:rPr>
+          <w:rFonts w:ascii="Traditional Arabic" w:hAnsi="Traditional Arabic"/>
           <w:sz w:val="36"/>
           <w:szCs w:val="36"/>
         </w:rPr>
@@ -755,7 +753,7 @@
       </w:r>
       <w:r>
         <w:rPr>
-          <w:rFonts w:hint="cs"/>
+          <w:rFonts w:ascii="Traditional Arabic" w:hAnsi="Traditional Arabic"/>
           <w:sz w:val="36"/>
           <w:szCs w:val="36"/>
           <w:rtl/>
@@ -764,6 +762,7 @@
       </w:r>
       <w:r>
         <w:rPr>
+          <w:rFonts w:ascii="Traditional Arabic" w:hAnsi="Traditional Arabic"/>
           <w:sz w:val="36"/>
           <w:szCs w:val="36"/>
           <w:rtl/>
@@ -772,6 +771,7 @@
       </w:r>
       <w:r>
         <w:rPr>
+          <w:rFonts w:ascii="Traditional Arabic" w:hAnsi="Traditional Arabic"/>
           <w:sz w:val="36"/>
           <w:szCs w:val="36"/>
         </w:rPr>
@@ -779,11 +779,20 @@
       </w:r>
       <w:r>
         <w:rPr>
-          <w:sz w:val="36"/>
-          <w:szCs w:val="36"/>
-          <w:rtl/>
-        </w:rPr>
-        <w:t xml:space="preserve">      صباحاً وفهم للمدعية</w:t>
+          <w:rFonts w:ascii="Traditional Arabic" w:hAnsi="Traditional Arabic"/>
+          <w:sz w:val="36"/>
+          <w:szCs w:val="36"/>
+          <w:rtl/>
+        </w:rPr>
+        <w:t xml:space="preserve">      </w:t>
+      </w:r>
+      <w:r>
+        <w:rPr>
+          <w:sz w:val="36"/>
+          <w:szCs w:val="36"/>
+          <w:rtl/>
+        </w:rPr>
+        <w:t>صباحاً وفهم للمدعية</w:t>
       </w:r>
       <w:r>
         <w:rPr>

--- a/Template files/لائحة دعوى عفش بيت.docx
+++ b/Template files/لائحة دعوى عفش بيت.docx
@@ -271,14 +271,41 @@
         <w:pStyle w:val="a3"/>
         <w:jc w:val="both"/>
         <w:rPr>
+          <w:rFonts w:ascii="Traditional Arabic" w:hAnsi="Traditional Arabic"/>
+          <w:sz w:val="36"/>
+          <w:szCs w:val="36"/>
+          <w:rtl/>
+        </w:rPr>
+      </w:pPr>
+      <w:r>
+        <w:rPr>
           <w:sz w:val="36"/>
           <w:szCs w:val="36"/>
           <w:rtl/>
           <w:lang w:bidi="ar-EG"/>
         </w:rPr>
-      </w:pPr>
-      <w:r>
-        <w:rPr>
+        <w:t>أ</w:t>
+      </w:r>
+      <w:r>
+        <w:rPr>
+          <w:sz w:val="36"/>
+          <w:szCs w:val="36"/>
+          <w:rtl/>
+        </w:rPr>
+        <w:t xml:space="preserve">عرض </w:t>
+      </w:r>
+      <w:r>
+        <w:rPr>
+          <w:rFonts w:ascii="Traditional Arabic" w:hAnsi="Traditional Arabic"/>
+          <w:sz w:val="36"/>
+          <w:szCs w:val="36"/>
+          <w:rtl/>
+        </w:rPr>
+        <w:t xml:space="preserve">لفضيلتكم  </w:t>
+      </w:r>
+      <w:r>
+        <w:rPr>
+          <w:rFonts w:ascii="Traditional Arabic" w:hAnsi="Traditional Arabic"/>
           <w:sz w:val="36"/>
           <w:szCs w:val="36"/>
           <w:rtl/>
@@ -288,79 +315,121 @@
       </w:r>
       <w:r>
         <w:rPr>
-          <w:sz w:val="36"/>
-          <w:szCs w:val="36"/>
-          <w:rtl/>
-        </w:rPr>
-        <w:t xml:space="preserve">عرض لفضيلتكم  </w:t>
-      </w:r>
-      <w:r>
-        <w:rPr>
+          <w:rFonts w:ascii="Traditional Arabic" w:hAnsi="Traditional Arabic"/>
+          <w:sz w:val="36"/>
+          <w:szCs w:val="36"/>
+          <w:rtl/>
+        </w:rPr>
+        <w:t xml:space="preserve">نني (كنت) زوجة  ومدخولة بصحيح العقد الشرعي </w:t>
+      </w:r>
+      <w:r>
+        <w:rPr>
+          <w:rFonts w:ascii="Traditional Arabic" w:hAnsi="Traditional Arabic"/>
           <w:sz w:val="36"/>
           <w:szCs w:val="36"/>
           <w:rtl/>
           <w:lang w:bidi="ar-EG"/>
         </w:rPr>
-        <w:t>أ</w:t>
-      </w:r>
-      <w:r>
-        <w:rPr>
-          <w:sz w:val="36"/>
-          <w:szCs w:val="36"/>
-          <w:rtl/>
-        </w:rPr>
-        <w:t xml:space="preserve">نني (كنت) زوجة  ومدخولة بصحيح العقد الشرعي </w:t>
-      </w:r>
-      <w:r>
-        <w:rPr>
+        <w:t>إ</w:t>
+      </w:r>
+      <w:r>
+        <w:rPr>
+          <w:rFonts w:ascii="Traditional Arabic" w:hAnsi="Traditional Arabic"/>
+          <w:sz w:val="36"/>
+          <w:szCs w:val="36"/>
+          <w:rtl/>
+        </w:rPr>
+        <w:t>لى المدعى عليه ـ</w:t>
+      </w:r>
+      <w:r>
+        <w:rPr>
+          <w:rFonts w:ascii="Traditional Arabic" w:hAnsi="Traditional Arabic"/>
           <w:sz w:val="36"/>
           <w:szCs w:val="36"/>
           <w:rtl/>
           <w:lang w:bidi="ar-EG"/>
         </w:rPr>
-        <w:t>إ</w:t>
-      </w:r>
-      <w:r>
-        <w:rPr>
-          <w:sz w:val="36"/>
-          <w:szCs w:val="36"/>
-          <w:rtl/>
-        </w:rPr>
-        <w:t>لى المدعى عليه ـ</w:t>
-      </w:r>
-      <w:r>
-        <w:rPr>
+        <w:t>ـــــ</w:t>
+      </w:r>
+      <w:r>
+        <w:rPr>
+          <w:rFonts w:ascii="Traditional Arabic" w:hAnsi="Traditional Arabic"/>
+          <w:sz w:val="36"/>
+          <w:szCs w:val="36"/>
+          <w:rtl/>
+        </w:rPr>
+        <w:t>المذكور ولا تزال الزوجية الصحيحة الشرعية قائمة بيننا حتى ال</w:t>
+      </w:r>
+      <w:r>
+        <w:rPr>
+          <w:rFonts w:ascii="Traditional Arabic" w:hAnsi="Traditional Arabic"/>
           <w:sz w:val="36"/>
           <w:szCs w:val="36"/>
           <w:rtl/>
           <w:lang w:bidi="ar-EG"/>
         </w:rPr>
-        <w:t>ـــــ</w:t>
-      </w:r>
-      <w:r>
-        <w:rPr>
-          <w:sz w:val="36"/>
-          <w:szCs w:val="36"/>
-          <w:rtl/>
-        </w:rPr>
-        <w:t>المذكور ولا تزال الزوجية الصحيحة الشرعية قائمة بيننا حتى ال</w:t>
-      </w:r>
-      <w:r>
-        <w:rPr>
-          <w:sz w:val="36"/>
-          <w:szCs w:val="36"/>
-          <w:rtl/>
-          <w:lang w:bidi="ar-EG"/>
-        </w:rPr>
         <w:t>آ</w:t>
       </w:r>
       <w:r>
         <w:rPr>
-          <w:sz w:val="36"/>
-          <w:szCs w:val="36"/>
-          <w:rtl/>
-        </w:rPr>
-        <w:t>ن (وقد طلقنى لدى محكمة ـــــ الشرعية بتاريخ  /    /   طلقة واحدة رجعية حال غيابي)</w:t>
+          <w:rFonts w:ascii="Traditional Arabic" w:hAnsi="Traditional Arabic"/>
+          <w:sz w:val="36"/>
+          <w:szCs w:val="36"/>
+          <w:rtl/>
+        </w:rPr>
+        <w:t xml:space="preserve">ن (وقد طلقنى لدى محكمة </w:t>
+      </w:r>
+      <w:r>
+        <w:rPr>
+          <w:rFonts w:ascii="Traditional Arabic" w:hAnsi="Traditional Arabic"/>
+          <w:sz w:val="36"/>
+          <w:szCs w:val="36"/>
+        </w:rPr>
+        <w:t>{DIVORCE_COURT}</w:t>
+      </w:r>
+      <w:r>
+        <w:rPr>
+          <w:rFonts w:ascii="Traditional Arabic" w:hAnsi="Traditional Arabic"/>
+          <w:sz w:val="36"/>
+          <w:szCs w:val="36"/>
+          <w:rtl/>
+        </w:rPr>
+        <w:t xml:space="preserve"> </w:t>
+      </w:r>
+      <w:r>
+        <w:rPr>
+          <w:rFonts w:ascii="Traditional Arabic" w:hAnsi="Traditional Arabic"/>
+          <w:sz w:val="36"/>
+          <w:szCs w:val="36"/>
+          <w:rtl/>
+        </w:rPr>
+        <w:t xml:space="preserve">الشرعية بتاريخ  </w:t>
+      </w:r>
+      <w:r>
+        <w:rPr>
+          <w:rFonts w:ascii="Traditional Arabic" w:hAnsi="Traditional Arabic"/>
+          <w:sz w:val="36"/>
+          <w:szCs w:val="36"/>
+        </w:rPr>
+        <w:t>{DIVORCE_DATE}</w:t>
+      </w:r>
+      <w:r>
+        <w:rPr>
+          <w:rFonts w:ascii="Traditional Arabic" w:hAnsi="Traditional Arabic"/>
+          <w:sz w:val="36"/>
+          <w:szCs w:val="36"/>
+          <w:rtl/>
+        </w:rPr>
+        <w:t xml:space="preserve"> </w:t>
+      </w:r>
+      <w:r>
+        <w:rPr>
+          <w:rFonts w:ascii="Traditional Arabic" w:hAnsi="Traditional Arabic"/>
+          <w:sz w:val="36"/>
+          <w:szCs w:val="36"/>
+          <w:rtl/>
+        </w:rPr>
+        <w:t>طلقة واحدة رجعية حال غيابي)</w:t>
       </w:r>
     </w:p>
     <w:p>
@@ -368,6 +437,7 @@
         <w:pStyle w:val="a3"/>
         <w:jc w:val="both"/>
         <w:rPr>
+          <w:rFonts w:ascii="Traditional Arabic" w:hAnsi="Traditional Arabic"/>
           <w:sz w:val="36"/>
           <w:szCs w:val="36"/>
           <w:rtl/>
@@ -375,6 +445,7 @@
       </w:pPr>
       <w:r>
         <w:rPr>
+          <w:rFonts w:ascii="Traditional Arabic" w:hAnsi="Traditional Arabic"/>
           <w:sz w:val="36"/>
           <w:szCs w:val="36"/>
           <w:rtl/>
@@ -383,6 +454,7 @@
       </w:r>
       <w:r>
         <w:rPr>
+          <w:rFonts w:ascii="Traditional Arabic" w:hAnsi="Traditional Arabic"/>
           <w:sz w:val="36"/>
           <w:szCs w:val="36"/>
           <w:rtl/>
@@ -392,6 +464,7 @@
       </w:r>
       <w:r>
         <w:rPr>
+          <w:rFonts w:ascii="Traditional Arabic" w:hAnsi="Traditional Arabic"/>
           <w:sz w:val="36"/>
           <w:szCs w:val="36"/>
           <w:rtl/>
@@ -400,6 +473,7 @@
       </w:r>
       <w:r>
         <w:rPr>
+          <w:rFonts w:ascii="Traditional Arabic" w:hAnsi="Traditional Arabic"/>
           <w:sz w:val="36"/>
           <w:szCs w:val="36"/>
           <w:rtl/>
@@ -409,14 +483,52 @@
       </w:r>
       <w:r>
         <w:rPr>
-          <w:sz w:val="36"/>
-          <w:szCs w:val="36"/>
-          <w:rtl/>
-        </w:rPr>
-        <w:t xml:space="preserve"> ذمته تابع مهري المعجل قيمة عفش بيت وقدره ــــــ دينار </w:t>
-      </w:r>
-      <w:r>
-        <w:rPr>
+          <w:rFonts w:ascii="Traditional Arabic" w:hAnsi="Traditional Arabic"/>
+          <w:sz w:val="36"/>
+          <w:szCs w:val="36"/>
+          <w:rtl/>
+        </w:rPr>
+        <w:t xml:space="preserve"> ذمته تابع مهري المعجل قيمة عفش بيت وقدره </w:t>
+      </w:r>
+      <w:r>
+        <w:rPr>
+          <w:rFonts w:ascii="Traditional Arabic" w:hAnsi="Traditional Arabic"/>
+          <w:sz w:val="36"/>
+          <w:szCs w:val="36"/>
+        </w:rPr>
+        <w:t>{FURNITUR</w:t>
+      </w:r>
+      <w:bookmarkStart w:id="0" w:name="_GoBack"/>
+      <w:bookmarkEnd w:id="0"/>
+      <w:r>
+        <w:rPr>
+          <w:rFonts w:ascii="Traditional Arabic" w:hAnsi="Traditional Arabic"/>
+          <w:sz w:val="36"/>
+          <w:szCs w:val="36"/>
+        </w:rPr>
+        <w:t>E_VALUE}</w:t>
+      </w:r>
+      <w:r>
+        <w:rPr>
+          <w:rFonts w:ascii="Traditional Arabic" w:hAnsi="Traditional Arabic"/>
+          <w:sz w:val="36"/>
+          <w:szCs w:val="36"/>
+          <w:rtl/>
+        </w:rPr>
+        <w:t xml:space="preserve"> </w:t>
+      </w:r>
+      <w:r>
+        <w:rPr>
+          <w:rFonts w:ascii="Traditional Arabic" w:hAnsi="Traditional Arabic"/>
+          <w:sz w:val="36"/>
+          <w:szCs w:val="36"/>
+          <w:rtl/>
+        </w:rPr>
+        <w:t xml:space="preserve">دينار </w:t>
+      </w:r>
+      <w:r>
+        <w:rPr>
+          <w:rFonts w:ascii="Traditional Arabic" w:hAnsi="Traditional Arabic"/>
           <w:sz w:val="36"/>
           <w:szCs w:val="36"/>
           <w:rtl/>
@@ -426,6 +538,7 @@
       </w:r>
       <w:r>
         <w:rPr>
+          <w:rFonts w:ascii="Traditional Arabic" w:hAnsi="Traditional Arabic"/>
           <w:sz w:val="36"/>
           <w:szCs w:val="36"/>
           <w:rtl/>
@@ -434,6 +547,7 @@
       </w:r>
       <w:r>
         <w:rPr>
+          <w:rFonts w:ascii="Traditional Arabic" w:hAnsi="Traditional Arabic"/>
           <w:sz w:val="36"/>
           <w:szCs w:val="36"/>
           <w:rtl/>
@@ -443,6 +557,7 @@
       </w:r>
       <w:r>
         <w:rPr>
+          <w:rFonts w:ascii="Traditional Arabic" w:hAnsi="Traditional Arabic"/>
           <w:sz w:val="36"/>
           <w:szCs w:val="36"/>
           <w:rtl/>
@@ -613,8 +728,6 @@
         </w:rPr>
         <w:t xml:space="preserve">{PLAINTIFF_NAME} </w:t>
       </w:r>
-      <w:bookmarkStart w:id="0" w:name="_GoBack"/>
-      <w:bookmarkEnd w:id="0"/>
     </w:p>
     <w:p>
       <w:pPr>
@@ -1345,7 +1458,6 @@
   <w:style w:type="character" w:default="1" w:styleId="a0">
     <w:name w:val="Default Paragraph Font"/>
     <w:uiPriority w:val="1"/>
-    <w:semiHidden/>
     <w:unhideWhenUsed/>
   </w:style>
   <w:style w:type="table" w:default="1" w:styleId="a1">
